--- a/курсовая.docx
+++ b/курсовая.docx
@@ -1,6 +1,6 @@
 
 <file path=word/document.xml><?xml version="1.0" encoding="utf-8"?>
-<w:document xmlns:wpc="http://schemas.microsoft.com/office/word/2010/wordprocessingCanvas" xmlns:cx="http://schemas.microsoft.com/office/drawing/2014/chartex" xmlns:cx1="http://schemas.microsoft.com/office/drawing/2015/9/8/chartex" xmlns:cx2="http://schemas.microsoft.com/office/drawing/2015/10/21/chartex" xmlns:cx3="http://schemas.microsoft.com/office/drawing/2016/5/9/chartex" xmlns:cx4="http://schemas.microsoft.com/office/drawing/2016/5/10/chartex" xmlns:cx5="http://schemas.microsoft.com/office/drawing/2016/5/11/chartex" xmlns:cx6="http://schemas.microsoft.com/office/drawing/2016/5/12/chartex" xmlns:cx7="http://schemas.microsoft.com/office/drawing/2016/5/13/chartex" xmlns:cx8="http://schemas.microsoft.com/office/drawing/2016/5/14/chartex" xmlns:mc="http://schemas.openxmlformats.org/markup-compatibility/2006" xmlns:aink="http://schemas.microsoft.com/office/drawing/2016/ink" xmlns:am3d="http://schemas.microsoft.com/office/drawing/2017/model3d" xmlns:o="urn:schemas-microsoft-com:office:office" xmlns:r="http://schemas.openxmlformats.org/officeDocument/2006/relationships" xmlns:m="http://schemas.openxmlformats.org/officeDocument/2006/math" xmlns:v="urn:schemas-microsoft-com:vml" xmlns:wp14="http://schemas.microsoft.com/office/word/2010/wordprocessingDrawing" xmlns:wp="http://schemas.openxmlformats.org/drawingml/2006/wordprocessingDrawing" xmlns:w10="urn:schemas-microsoft-com:office:word" xmlns:w="http://schemas.openxmlformats.org/wordprocessingml/2006/main" xmlns:w14="http://schemas.microsoft.com/office/word/2010/wordml" xmlns:w15="http://schemas.microsoft.com/office/word/2012/wordml" xmlns:w16cex="http://schemas.microsoft.com/office/word/2018/wordml/cex" xmlns:w16cid="http://schemas.microsoft.com/office/word/2016/wordml/cid" xmlns:w16="http://schemas.microsoft.com/office/word/2018/wordml" xmlns:w16sdtdh="http://schemas.microsoft.com/office/word/2020/wordml/sdtdatahash" xmlns:w16se="http://schemas.microsoft.com/office/word/2015/wordml/symex" xmlns:wpg="http://schemas.microsoft.com/office/word/2010/wordprocessingGroup" xmlns:wpi="http://schemas.microsoft.com/office/word/2010/wordprocessingInk" xmlns:wne="http://schemas.microsoft.com/office/word/2006/wordml" xmlns:wps="http://schemas.microsoft.com/office/word/2010/wordprocessingShape" mc:Ignorable="w14 w15 w16se w16cid w16 w16cex w16sdtdh wp14">
+<w:document xmlns:wpc="http://schemas.microsoft.com/office/word/2010/wordprocessingCanvas" xmlns:cx="http://schemas.microsoft.com/office/drawing/2014/chartex" xmlns:cx1="http://schemas.microsoft.com/office/drawing/2015/9/8/chartex" xmlns:mc="http://schemas.openxmlformats.org/markup-compatibility/2006" xmlns:o="urn:schemas-microsoft-com:office:office" xmlns:r="http://schemas.openxmlformats.org/officeDocument/2006/relationships" xmlns:m="http://schemas.openxmlformats.org/officeDocument/2006/math" xmlns:v="urn:schemas-microsoft-com:vml" xmlns:wp14="http://schemas.microsoft.com/office/word/2010/wordprocessingDrawing" xmlns:wp="http://schemas.openxmlformats.org/drawingml/2006/wordprocessingDrawing" xmlns:w10="urn:schemas-microsoft-com:office:word" xmlns:w="http://schemas.openxmlformats.org/wordprocessingml/2006/main" xmlns:w14="http://schemas.microsoft.com/office/word/2010/wordml" xmlns:w15="http://schemas.microsoft.com/office/word/2012/wordml" xmlns:w16se="http://schemas.microsoft.com/office/word/2015/wordml/symex" xmlns:wpg="http://schemas.microsoft.com/office/word/2010/wordprocessingGroup" xmlns:wpi="http://schemas.microsoft.com/office/word/2010/wordprocessingInk" xmlns:wne="http://schemas.microsoft.com/office/word/2006/wordml" xmlns:wps="http://schemas.microsoft.com/office/word/2010/wordprocessingShape" mc:Ignorable="w14 w15 w16se wp14">
   <w:body>
     <w:p>
       <w:pPr>
@@ -196,7 +196,23 @@
           <w:sz w:val="28"/>
           <w:szCs w:val="28"/>
         </w:rPr>
-        <w:t>на тему «Проектирование ИС «Склад»»</w:t>
+        <w:t>на</w:t>
+      </w:r>
+      <w:r>
+        <w:rPr>
+          <w:rFonts w:ascii="Times New Roman" w:eastAsia="Times New Roman" w:hAnsi="Times New Roman" w:cs="Times New Roman"/>
+          <w:sz w:val="28"/>
+          <w:szCs w:val="28"/>
+        </w:rPr>
+        <w:t xml:space="preserve"> тему «Проектирование ИС «Поставщики</w:t>
+      </w:r>
+      <w:r>
+        <w:rPr>
+          <w:rFonts w:ascii="Times New Roman" w:eastAsia="Times New Roman" w:hAnsi="Times New Roman" w:cs="Times New Roman"/>
+          <w:sz w:val="28"/>
+          <w:szCs w:val="28"/>
+        </w:rPr>
+        <w:t>»</w:t>
       </w:r>
     </w:p>
     <w:p>
@@ -246,7 +262,15 @@
           <w:sz w:val="28"/>
           <w:szCs w:val="28"/>
         </w:rPr>
-        <w:t>Выполнил: Орлов А.Р.</w:t>
+        <w:t>Выполнил: Щёгалев С.В</w:t>
+      </w:r>
+      <w:r>
+        <w:rPr>
+          <w:rFonts w:ascii="Times New Roman" w:eastAsia="Times New Roman" w:hAnsi="Times New Roman" w:cs="Times New Roman"/>
+          <w:sz w:val="28"/>
+          <w:szCs w:val="28"/>
+        </w:rPr>
+        <w:t>.</w:t>
       </w:r>
     </w:p>
     <w:p>
@@ -306,25 +330,7 @@
           <w:sz w:val="28"/>
           <w:szCs w:val="28"/>
         </w:rPr>
-        <w:t xml:space="preserve">Группы </w:t>
-      </w:r>
-      <w:proofErr w:type="spellStart"/>
-      <w:r>
-        <w:rPr>
-          <w:rFonts w:ascii="Times New Roman" w:eastAsia="Times New Roman" w:hAnsi="Times New Roman" w:cs="Times New Roman"/>
-          <w:sz w:val="28"/>
-          <w:szCs w:val="28"/>
-        </w:rPr>
-        <w:t>ИСиП</w:t>
-      </w:r>
-      <w:proofErr w:type="spellEnd"/>
-      <w:r>
-        <w:rPr>
-          <w:rFonts w:ascii="Times New Roman" w:eastAsia="Times New Roman" w:hAnsi="Times New Roman" w:cs="Times New Roman"/>
-          <w:sz w:val="28"/>
-          <w:szCs w:val="28"/>
-        </w:rPr>
-        <w:t xml:space="preserve"> 24-9-2</w:t>
+        <w:t>Группы ИСиП 24-9-2</w:t>
       </w:r>
     </w:p>
     <w:p>
@@ -564,9 +570,11 @@
     <w:sdt>
       <w:sdtPr>
         <w:rPr>
-          <w:rFonts w:ascii="Times New Roman" w:hAnsi="Times New Roman" w:cs="Times New Roman"/>
-          <w:sz w:val="28"/>
-          <w:szCs w:val="28"/>
+          <w:rFonts w:ascii="Times New Roman" w:eastAsiaTheme="minorHAnsi" w:hAnsi="Times New Roman" w:cs="Times New Roman"/>
+          <w:color w:val="auto"/>
+          <w:sz w:val="28"/>
+          <w:szCs w:val="28"/>
+          <w:lang w:eastAsia="en-US"/>
         </w:rPr>
         <w:id w:val="-1229370857"/>
         <w:docPartObj>
@@ -576,11 +584,8 @@
       </w:sdtPr>
       <w:sdtEndPr>
         <w:rPr>
-          <w:rFonts w:eastAsiaTheme="minorHAnsi"/>
           <w:b/>
           <w:bCs/>
-          <w:color w:val="auto"/>
-          <w:lang w:eastAsia="en-US"/>
         </w:rPr>
       </w:sdtEndPr>
       <w:sdtContent>
@@ -5675,7 +5680,7 @@
           <w:sz w:val="28"/>
           <w:szCs w:val="28"/>
         </w:rPr>
-        <w:t xml:space="preserve">Данный анализ подтверждает, что проектируемая ИС «Поставщики» обладает оптимальным сочетанием функциональных возможностей для конкретной предметной области. В отличие от тяжеловесных систем вроде 1С, она предлагает более легкий интерфейс и низкую стоимость внедрения. При </w:t>
+        <w:t xml:space="preserve">Данный анализ подтверждает, что проектируемая ИС «Поставщики» обладает оптимальным сочетанием функциональных возможностей для конкретной предметной области. В отличие от тяжеловесных систем вроде 1С, </w:t>
       </w:r>
       <w:r>
         <w:rPr>
@@ -5683,7 +5688,7 @@
           <w:szCs w:val="28"/>
         </w:rPr>
         <w:lastRenderedPageBreak/>
-        <w:t xml:space="preserve">этом, по сравнению с ручным учетом в </w:t>
+        <w:t xml:space="preserve">она предлагает более легкий интерфейс и низкую стоимость внедрения. При этом, по сравнению с ручным учетом в </w:t>
       </w:r>
       <w:proofErr w:type="spellStart"/>
       <w:r>
@@ -6153,23 +6158,7 @@
           <w:sz w:val="28"/>
           <w:szCs w:val="28"/>
         </w:rPr>
-        <w:t xml:space="preserve"> </w:t>
-      </w:r>
-      <w:proofErr w:type="spellStart"/>
-      <w:r>
-        <w:rPr>
-          <w:sz w:val="28"/>
-          <w:szCs w:val="28"/>
-        </w:rPr>
-        <w:t>Diagram</w:t>
-      </w:r>
-      <w:proofErr w:type="spellEnd"/>
-      <w:r>
-        <w:rPr>
-          <w:sz w:val="28"/>
-          <w:szCs w:val="28"/>
-        </w:rPr>
-        <w:t>) — это метод визуализации потоков данных в системе, который показывает, как информация перемещается между процессами, хранилищами данных и внешними сущностями. Каждый процесс обозначается фигурой, а потоки данных — стрелками, что помогает понять, как данные обрабатываются и передаются.</w:t>
+        <w:t xml:space="preserve"> Diagram) — это метод визуализации потоков данных в системе, который показывает, как информация перемещается между процессами, хранилищами данных и внешними сущностями. Каждый процесс обозначается фигурой, а потоки данных — стрелками, что помогает понять, как данные обрабатываются и передаются.</w:t>
       </w:r>
     </w:p>
     <w:p>
@@ -6631,6 +6620,7 @@
           <w:noProof/>
           <w:sz w:val="28"/>
           <w:szCs w:val="28"/>
+          <w:lang w:eastAsia="ru-RU"/>
         </w:rPr>
         <w:drawing>
           <wp:inline distT="0" distB="0" distL="0" distR="0" wp14:anchorId="37A66AB6" wp14:editId="1633983D">
@@ -7091,7 +7081,17 @@
           <w:szCs w:val="28"/>
           <w:lang w:eastAsia="ru-RU"/>
         </w:rPr>
-        <w:t xml:space="preserve"> устанавливающие сроки в течение которых поставщик должен доставить товар</w:t>
+        <w:t xml:space="preserve"> устанавливающие сроки в течение которых поставщик </w:t>
+      </w:r>
+      <w:r>
+        <w:rPr>
+          <w:rFonts w:ascii="Times New Roman" w:eastAsia="Times New Roman" w:hAnsi="Times New Roman" w:cs="Times New Roman"/>
+          <w:sz w:val="28"/>
+          <w:szCs w:val="28"/>
+          <w:lang w:eastAsia="ru-RU"/>
+        </w:rPr>
+        <w:lastRenderedPageBreak/>
+        <w:t>должен доставить товар</w:t>
       </w:r>
       <w:r>
         <w:rPr>
@@ -7131,7 +7131,6 @@
           <w:szCs w:val="28"/>
           <w:lang w:eastAsia="ru-RU"/>
         </w:rPr>
-        <w:lastRenderedPageBreak/>
         <w:t xml:space="preserve">Механизмы, способствующие процессу, включают </w:t>
       </w:r>
       <w:r>
@@ -7220,6 +7219,7 @@
       <w:r>
         <w:rPr>
           <w:rFonts w:ascii="Times New Roman" w:eastAsia="Times New Roman" w:hAnsi="Times New Roman" w:cs="Times New Roman"/>
+          <w:noProof/>
           <w:sz w:val="28"/>
           <w:szCs w:val="28"/>
           <w:lang w:eastAsia="ru-RU"/>
@@ -7351,16 +7351,7 @@
           <w:szCs w:val="28"/>
           <w:lang w:eastAsia="ru-RU"/>
         </w:rPr>
-        <w:t xml:space="preserve">Декомпозиция </w:t>
-      </w:r>
-      <w:r>
-        <w:rPr>
-          <w:rFonts w:ascii="Times New Roman" w:eastAsia="Times New Roman" w:hAnsi="Times New Roman" w:cs="Times New Roman"/>
-          <w:sz w:val="28"/>
-          <w:szCs w:val="28"/>
-          <w:lang w:eastAsia="ru-RU"/>
-        </w:rPr>
-        <w:t>узел</w:t>
+        <w:t>Декомпозиция узел</w:t>
       </w:r>
       <w:r>
         <w:rPr>
@@ -7467,7 +7458,16 @@
           <w:sz w:val="28"/>
           <w:szCs w:val="28"/>
         </w:rPr>
-        <w:t>Закупщики анализируют рынок, и результатом этого этапа становится поток «Процесс общения с поставщиками», который передается во второй блок.</w:t>
+        <w:t xml:space="preserve">Закупщики анализируют </w:t>
+      </w:r>
+      <w:r>
+        <w:rPr>
+          <w:rFonts w:ascii="Times New Roman" w:hAnsi="Times New Roman" w:cs="Times New Roman"/>
+          <w:sz w:val="28"/>
+          <w:szCs w:val="28"/>
+        </w:rPr>
+        <w:lastRenderedPageBreak/>
+        <w:t>рынок, и результатом этого этапа становится поток «Процесс общения с поставщиками», который передается во второй блок.</w:t>
       </w:r>
     </w:p>
     <w:p>
@@ -7485,7 +7485,6 @@
           <w:sz w:val="28"/>
           <w:szCs w:val="28"/>
         </w:rPr>
-        <w:lastRenderedPageBreak/>
         <w:t>Во втором блоке — «Заключение договоров» — происходит юридическое оформление отношений. Процесс регулируется договорами и стандартами качества, формируется</w:t>
       </w:r>
       <w:r>
@@ -7640,16 +7639,8 @@
           <w:sz w:val="28"/>
           <w:szCs w:val="28"/>
         </w:rPr>
-        <w:t xml:space="preserve">DFD включает ключевые элементы: процессы, внешние сущности, хранилища данных и потоки данных. Процессы обозначают действия, преобразующие входные данные в выходные, внешние сущности </w:t>
-      </w:r>
-      <w:r>
-        <w:rPr>
-          <w:rFonts w:ascii="Times New Roman" w:hAnsi="Times New Roman" w:cs="Times New Roman"/>
-          <w:sz w:val="28"/>
-          <w:szCs w:val="28"/>
-        </w:rPr>
         <w:lastRenderedPageBreak/>
-        <w:t>представляют источники или получатели данных, а хранилища данных показывают, где информация сохраняется.</w:t>
+        <w:t>DFD включает ключевые элементы: процессы, внешние сущности, хранилища данных и потоки данных. Процессы обозначают действия, преобразующие входные данные в выходные, внешние сущности представляют источники или получатели данных, а хранилища данных показывают, где информация сохраняется.</w:t>
       </w:r>
     </w:p>
     <w:p>
@@ -7776,8 +7767,10 @@
       <w:r>
         <w:rPr>
           <w:rFonts w:ascii="Times New Roman" w:hAnsi="Times New Roman" w:cs="Times New Roman"/>
-          <w:sz w:val="28"/>
-          <w:szCs w:val="28"/>
+          <w:noProof/>
+          <w:sz w:val="28"/>
+          <w:szCs w:val="28"/>
+          <w:lang w:eastAsia="ru-RU"/>
         </w:rPr>
         <w:drawing>
           <wp:inline distT="0" distB="0" distL="0" distR="0" wp14:anchorId="594F2699" wp14:editId="4E9E8EDB">
@@ -8004,7 +7997,16 @@
           <w:sz w:val="28"/>
           <w:szCs w:val="28"/>
         </w:rPr>
-        <w:t>являются источниками первичной информации. От данной сущности в систему поступают потоки «Заказы», содержащие потребности в закупках, а также «Запросы, документы, планы», которые формируют информационную базу для начала процесса снабжения.</w:t>
+        <w:t xml:space="preserve">являются источниками первичной информации. От данной сущности в систему поступают потоки «Заказы», содержащие потребности в закупках, а </w:t>
+      </w:r>
+      <w:r>
+        <w:rPr>
+          <w:rFonts w:ascii="Times New Roman" w:hAnsi="Times New Roman" w:cs="Times New Roman"/>
+          <w:sz w:val="28"/>
+          <w:szCs w:val="28"/>
+        </w:rPr>
+        <w:lastRenderedPageBreak/>
+        <w:t>также «Запросы, документы, планы», которые формируют информационную базу для начала процесса снабжения.</w:t>
       </w:r>
     </w:p>
     <w:p>
@@ -8038,7 +8040,7 @@
           <w:sz w:val="28"/>
           <w:szCs w:val="28"/>
         </w:rPr>
-        <w:t xml:space="preserve">выступает основным потребителем обработанной информации. Система передает сотрудникам (закупщикам, бухгалтерам, кладовщикам) </w:t>
+        <w:t>выступает основным потребителем обработанной информации. Система передает сотрудникам (закупщикам, бухгалтерам, кладовщикам) выходные потоки</w:t>
       </w:r>
       <w:r>
         <w:rPr>
@@ -8046,8 +8048,7 @@
           <w:sz w:val="28"/>
           <w:szCs w:val="28"/>
         </w:rPr>
-        <w:lastRenderedPageBreak/>
-        <w:t>выходные потоки</w:t>
+        <w:t xml:space="preserve"> </w:t>
       </w:r>
       <w:r>
         <w:rPr>
@@ -8055,7 +8056,7 @@
           <w:sz w:val="28"/>
           <w:szCs w:val="28"/>
         </w:rPr>
-        <w:t xml:space="preserve"> </w:t>
+        <w:t>«Сроки поставок» для оперативного планирования работы склада</w:t>
       </w:r>
       <w:r>
         <w:rPr>
@@ -8063,7 +8064,7 @@
           <w:sz w:val="28"/>
           <w:szCs w:val="28"/>
         </w:rPr>
-        <w:t>«Сроки поставок» для оперативного планирования работы склада</w:t>
+        <w:t xml:space="preserve">, </w:t>
       </w:r>
       <w:r>
         <w:rPr>
@@ -8071,6 +8072,14 @@
           <w:sz w:val="28"/>
           <w:szCs w:val="28"/>
         </w:rPr>
+        <w:t>«Контракты, договора» для юридического сопровождения сделок</w:t>
+      </w:r>
+      <w:r>
+        <w:rPr>
+          <w:rFonts w:ascii="Times New Roman" w:hAnsi="Times New Roman" w:cs="Times New Roman"/>
+          <w:sz w:val="28"/>
+          <w:szCs w:val="28"/>
+        </w:rPr>
         <w:t xml:space="preserve">, </w:t>
       </w:r>
       <w:r>
@@ -8079,42 +8088,28 @@
           <w:sz w:val="28"/>
           <w:szCs w:val="28"/>
         </w:rPr>
-        <w:t>«Контракты, договора» для юридического сопровождения сделок</w:t>
-      </w:r>
-      <w:r>
+        <w:t>«Финансовые ведомости, отчеты» для контроля бюджета и формирования аналитики.</w:t>
+      </w:r>
+    </w:p>
+    <w:p>
+      <w:pPr>
+        <w:tabs>
+          <w:tab w:val="left" w:pos="2328"/>
+        </w:tabs>
+        <w:spacing w:line="360" w:lineRule="auto"/>
         <w:rPr>
           <w:rFonts w:ascii="Times New Roman" w:hAnsi="Times New Roman" w:cs="Times New Roman"/>
           <w:sz w:val="28"/>
           <w:szCs w:val="28"/>
         </w:rPr>
-        <w:t xml:space="preserve">, </w:t>
-      </w:r>
+      </w:pPr>
       <w:r>
         <w:rPr>
           <w:rFonts w:ascii="Times New Roman" w:hAnsi="Times New Roman" w:cs="Times New Roman"/>
-          <w:sz w:val="28"/>
-          <w:szCs w:val="28"/>
-        </w:rPr>
-        <w:t>«Финансовые ведомости, отчеты» для контроля бюджета и формирования аналитики.</w:t>
-      </w:r>
-    </w:p>
-    <w:p>
-      <w:pPr>
-        <w:tabs>
-          <w:tab w:val="left" w:pos="2328"/>
-        </w:tabs>
-        <w:spacing w:line="360" w:lineRule="auto"/>
-        <w:rPr>
-          <w:rFonts w:ascii="Times New Roman" w:hAnsi="Times New Roman" w:cs="Times New Roman"/>
-          <w:sz w:val="28"/>
-          <w:szCs w:val="28"/>
-        </w:rPr>
-      </w:pPr>
-      <w:r>
-        <w:rPr>
-          <w:rFonts w:ascii="Times New Roman" w:hAnsi="Times New Roman" w:cs="Times New Roman"/>
-          <w:sz w:val="28"/>
-          <w:szCs w:val="28"/>
+          <w:noProof/>
+          <w:sz w:val="28"/>
+          <w:szCs w:val="28"/>
+          <w:lang w:eastAsia="ru-RU"/>
         </w:rPr>
         <w:drawing>
           <wp:inline distT="0" distB="0" distL="0" distR="0" wp14:anchorId="367BDF1B" wp14:editId="46FD172C">
@@ -8306,7 +8301,16 @@
           <w:sz w:val="28"/>
           <w:szCs w:val="28"/>
         </w:rPr>
-        <w:t>роцесс начинается в блоке «Автоматический подбор поставщика» куда на вход от «Закупщиков» поступают «Заявки» и «Стандарты качества» после чего система обращается к хранилищу данных «D1 Поставщики» откуда извлекаются «Данные о поставщиках» и на выходе формируется поток «Выбранный поставщик».</w:t>
+        <w:t xml:space="preserve">роцесс начинается в блоке «Автоматический подбор поставщика» куда на вход от «Закупщиков» поступают «Заявки» и «Стандарты качества» после чего система обращается к хранилищу данных «D1 Поставщики» откуда </w:t>
+      </w:r>
+      <w:r>
+        <w:rPr>
+          <w:rFonts w:ascii="Times New Roman" w:hAnsi="Times New Roman" w:cs="Times New Roman"/>
+          <w:sz w:val="28"/>
+          <w:szCs w:val="28"/>
+        </w:rPr>
+        <w:lastRenderedPageBreak/>
+        <w:t>извлекаются «Данные о поставщиках» и на выходе формируется поток «Выбранный поставщик».</w:t>
       </w:r>
     </w:p>
     <w:p>
@@ -8356,7 +8360,6 @@
           <w:sz w:val="28"/>
           <w:szCs w:val="28"/>
         </w:rPr>
-        <w:lastRenderedPageBreak/>
         <w:t xml:space="preserve">«Поставщиками» через поток «Согласование» и сохранение итогового результата в </w:t>
       </w:r>
       <w:r>
@@ -8407,25 +8410,7 @@
           <w:sz w:val="28"/>
           <w:szCs w:val="28"/>
         </w:rPr>
-        <w:t xml:space="preserve">Третий подпроцесс отвечает за «Формирование и мониторинг заказов» и связывает внутренние потребности предприятия с внешними </w:t>
-      </w:r>
-      <w:proofErr w:type="gramStart"/>
-      <w:r>
-        <w:rPr>
-          <w:rFonts w:ascii="Times New Roman" w:hAnsi="Times New Roman" w:cs="Times New Roman"/>
-          <w:sz w:val="28"/>
-          <w:szCs w:val="28"/>
-        </w:rPr>
-        <w:t>запросами</w:t>
-      </w:r>
-      <w:proofErr w:type="gramEnd"/>
-      <w:r>
-        <w:rPr>
-          <w:rFonts w:ascii="Times New Roman" w:hAnsi="Times New Roman" w:cs="Times New Roman"/>
-          <w:sz w:val="28"/>
-          <w:szCs w:val="28"/>
-        </w:rPr>
-        <w:t xml:space="preserve"> где «Клиент» подает «Запрос на покупку товара» который обрабатывается системой и фиксируется в базе данных «D3 Заказы» и уже на основе этих данных формируется поток «Отправка товара».</w:t>
+        <w:t>Третий подпроцесс отвечает за «Формирование и мониторинг заказов» и связывает внутренние потребности предприятия с внешними запросами где «Клиент» подает «Запрос на покупку товара» который обрабатывается системой и фиксируется в базе данных «D3 Заказы» и уже на основе этих данных формируется поток «Отправка товара».</w:t>
       </w:r>
     </w:p>
     <w:p>
@@ -8555,7 +8540,15 @@
           <w:sz w:val="28"/>
           <w:szCs w:val="28"/>
         </w:rPr>
-        <w:t>Функциональные задачи пользователей системы — это конкретные действия или операции, которые пользователи должны выполнять в рамках взаимодействия с системой для достижения своих целей. Эти задачи определяют, что именно пользователи ожидают от системы, и как они будут ее использовать.</w:t>
+        <w:t xml:space="preserve">Функциональные задачи пользователей системы — это конкретные действия или операции, которые пользователи должны выполнять в рамках </w:t>
+      </w:r>
+      <w:r>
+        <w:rPr>
+          <w:sz w:val="28"/>
+          <w:szCs w:val="28"/>
+        </w:rPr>
+        <w:lastRenderedPageBreak/>
+        <w:t>взаимодействия с системой для достижения своих целей. Эти задачи определяют, что именно пользователи ожидают от системы, и как они будут ее использовать.</w:t>
       </w:r>
     </w:p>
     <w:p>
@@ -8574,15 +8567,7 @@
           <w:sz w:val="28"/>
           <w:szCs w:val="28"/>
         </w:rPr>
-        <w:t xml:space="preserve">Функциональные задачи пользователей помогают разработчикам понять требования к системе и создать интерфейс, который будет удобен и </w:t>
-      </w:r>
-      <w:r>
-        <w:rPr>
-          <w:sz w:val="28"/>
-          <w:szCs w:val="28"/>
-        </w:rPr>
-        <w:lastRenderedPageBreak/>
-        <w:t>эффективен для конечных пользователей. Они также служат основой для тестирования системы, чтобы убедиться, что она выполняет все необходимые функции.</w:t>
+        <w:t>Функциональные задачи пользователей помогают разработчикам понять требования к системе и создать интерфейс, который будет удобен и эффективен для конечных пользователей. Они также служат основой для тестирования системы, чтобы убедиться, что она выполняет все необходимые функции.</w:t>
       </w:r>
     </w:p>
     <w:p>
@@ -8791,7 +8776,15 @@
           <w:sz w:val="28"/>
           <w:szCs w:val="28"/>
         </w:rPr>
-        <w:t xml:space="preserve"> взаимодействуют с системой в рамках «Согласования» условий сделок. В случае возникновения спорных ситуаций они получают «Претензии по качеству/количеству» для урегулирования расхождений.</w:t>
+        <w:t xml:space="preserve"> взаимодействуют с системой в рамках «Согласования» условий сделок. В случае возникновения спорных ситуаций они </w:t>
+      </w:r>
+      <w:r>
+        <w:rPr>
+          <w:sz w:val="28"/>
+          <w:szCs w:val="28"/>
+        </w:rPr>
+        <w:lastRenderedPageBreak/>
+        <w:t>получают «Претензии по качеству/количеству» для урегулирования расхождений.</w:t>
       </w:r>
     </w:p>
     <w:p>
@@ -8995,6 +8988,7 @@
           <w:sz w:val="28"/>
           <w:szCs w:val="28"/>
         </w:rPr>
+        <w:lastRenderedPageBreak/>
         <w:t>Диаграмма вариантов использования — это графическое представление взаимодействий между субъектами (</w:t>
       </w:r>
       <w:proofErr w:type="spellStart"/>
@@ -9011,15 +9005,7 @@
           <w:sz w:val="28"/>
           <w:szCs w:val="28"/>
         </w:rPr>
-        <w:t xml:space="preserve">) и системой, отображающее различные сценарии её использования. Она описывает, как пользователи взаимодействуют с системой для достижения определенных целей, а также включает в себя прецеденты, которые представляют функциональные </w:t>
-      </w:r>
-      <w:r>
-        <w:rPr>
-          <w:sz w:val="28"/>
-          <w:szCs w:val="28"/>
-        </w:rPr>
-        <w:lastRenderedPageBreak/>
-        <w:t>требования. Диаграмма помогает визуализировать и понять, какие функции система должна выполнять, и служит основой для анализа и проектирования.</w:t>
+        <w:t>) и системой, отображающее различные сценарии её использования. Она описывает, как пользователи взаимодействуют с системой для достижения определенных целей, а также включает в себя прецеденты, которые представляют функциональные требования. Диаграмма помогает визуализировать и понять, какие функции система должна выполнять, и служит основой для анализа и проектирования.</w:t>
       </w:r>
     </w:p>
     <w:p>
@@ -9068,6 +9054,7 @@
       </w:pPr>
       <w:r>
         <w:rPr>
+          <w:noProof/>
           <w:sz w:val="28"/>
           <w:szCs w:val="28"/>
         </w:rPr>
@@ -9123,22 +9110,599 @@
           <w:sz w:val="28"/>
           <w:szCs w:val="28"/>
         </w:rPr>
-        <w:t xml:space="preserve">Рисунок </w:t>
-      </w:r>
-      <w:r>
-        <w:rPr>
-          <w:sz w:val="28"/>
-          <w:szCs w:val="28"/>
-        </w:rPr>
-        <w:t>5</w:t>
-      </w:r>
-      <w:r>
-        <w:rPr>
-          <w:sz w:val="28"/>
-          <w:szCs w:val="28"/>
-        </w:rPr>
-        <w:t xml:space="preserve"> – Диаграмма вариантов использования</w:t>
-      </w:r>
+        <w:t>Рисунок 5 – Диаграмма вариантов использования</w:t>
+      </w:r>
+    </w:p>
+    <w:p>
+      <w:pPr>
+        <w:pStyle w:val="a7"/>
+        <w:spacing w:line="360" w:lineRule="auto"/>
+        <w:jc w:val="center"/>
+        <w:rPr>
+          <w:sz w:val="28"/>
+          <w:szCs w:val="28"/>
+        </w:rPr>
+      </w:pPr>
+    </w:p>
+    <w:p>
+      <w:pPr>
+        <w:pStyle w:val="a7"/>
+        <w:spacing w:line="360" w:lineRule="auto"/>
+        <w:jc w:val="center"/>
+        <w:rPr>
+          <w:sz w:val="28"/>
+          <w:szCs w:val="28"/>
+        </w:rPr>
+      </w:pPr>
+    </w:p>
+    <w:p>
+      <w:pPr>
+        <w:pStyle w:val="2"/>
+        <w:spacing w:before="0" w:line="360" w:lineRule="auto"/>
+        <w:ind w:firstLine="708"/>
+        <w:rPr>
+          <w:sz w:val="28"/>
+        </w:rPr>
+      </w:pPr>
+      <w:bookmarkStart w:id="16" w:name="_Toc228756668"/>
+      <w:r>
+        <w:rPr>
+          <w:sz w:val="28"/>
+        </w:rPr>
+        <w:lastRenderedPageBreak/>
+        <w:t>3.2 Диаграмма деятельности</w:t>
+      </w:r>
+      <w:bookmarkEnd w:id="16"/>
+    </w:p>
+    <w:p>
+      <w:pPr>
+        <w:spacing w:after="0" w:line="360" w:lineRule="auto"/>
+        <w:ind w:firstLine="708"/>
+        <w:jc w:val="both"/>
+        <w:rPr>
+          <w:rFonts w:ascii="Times New Roman" w:eastAsia="Times New Roman" w:hAnsi="Times New Roman" w:cs="Times New Roman"/>
+          <w:sz w:val="28"/>
+          <w:szCs w:val="24"/>
+          <w:lang w:eastAsia="ru-RU"/>
+        </w:rPr>
+      </w:pPr>
+      <w:r>
+        <w:rPr>
+          <w:rFonts w:ascii="Times New Roman" w:eastAsia="Times New Roman" w:hAnsi="Times New Roman" w:cs="Times New Roman"/>
+          <w:sz w:val="28"/>
+          <w:szCs w:val="24"/>
+          <w:lang w:eastAsia="ru-RU"/>
+        </w:rPr>
+        <w:t>Диаграмма деятельности -</w:t>
+      </w:r>
+      <w:r>
+        <w:rPr>
+          <w:rFonts w:ascii="Times New Roman" w:eastAsia="Times New Roman" w:hAnsi="Times New Roman" w:cs="Times New Roman"/>
+          <w:sz w:val="28"/>
+          <w:szCs w:val="24"/>
+          <w:lang w:eastAsia="ru-RU"/>
+        </w:rPr>
+        <w:t xml:space="preserve"> это графическое представление процессов и задач, выполняемых в рамках определённого проекта или деятельности. Эта диаграмма используется для анализа и оптимизации бизнес-процессов, планирования работы, принятия решений и управления проектами. Диаграмма деятельности состоит из набора символов и линий, каждый из которых имеет своё значение и назначение.</w:t>
+      </w:r>
+    </w:p>
+    <w:p>
+      <w:pPr>
+        <w:spacing w:after="0" w:line="360" w:lineRule="auto"/>
+        <w:ind w:firstLine="708"/>
+        <w:jc w:val="both"/>
+        <w:rPr>
+          <w:rFonts w:ascii="Times New Roman" w:eastAsia="Times New Roman" w:hAnsi="Times New Roman" w:cs="Times New Roman"/>
+          <w:sz w:val="28"/>
+          <w:szCs w:val="24"/>
+          <w:lang w:eastAsia="ru-RU"/>
+        </w:rPr>
+      </w:pPr>
+      <w:r>
+        <w:rPr>
+          <w:rFonts w:ascii="Times New Roman" w:eastAsia="Times New Roman" w:hAnsi="Times New Roman" w:cs="Times New Roman"/>
+          <w:sz w:val="28"/>
+          <w:szCs w:val="24"/>
+          <w:lang w:eastAsia="ru-RU"/>
+        </w:rPr>
+        <w:t>Суть диаграммы деятельности заключается в графическом отображении последовательности действий. Для каждой задачи на диаграмме указывается, кто выполняет задачу, какие ресурсы необходимы для её выполнения, какие результаты ожидаются на каждом этапе процесса, а также какая последовательность задач и операций необходима для успешного завершения проекта.</w:t>
+      </w:r>
+    </w:p>
+    <w:p>
+      <w:pPr>
+        <w:spacing w:after="0" w:line="360" w:lineRule="auto"/>
+        <w:ind w:firstLine="708"/>
+        <w:jc w:val="both"/>
+        <w:rPr>
+          <w:rFonts w:ascii="Times New Roman" w:eastAsia="Times New Roman" w:hAnsi="Times New Roman" w:cs="Times New Roman"/>
+          <w:sz w:val="28"/>
+          <w:szCs w:val="24"/>
+          <w:lang w:eastAsia="ru-RU"/>
+        </w:rPr>
+      </w:pPr>
+      <w:r>
+        <w:rPr>
+          <w:rFonts w:ascii="Times New Roman" w:eastAsia="Times New Roman" w:hAnsi="Times New Roman" w:cs="Times New Roman"/>
+          <w:sz w:val="28"/>
+          <w:szCs w:val="24"/>
+          <w:lang w:eastAsia="ru-RU"/>
+        </w:rPr>
+        <w:t>Диаграмма деятельности состоит из нескольких основных элементов:</w:t>
+      </w:r>
+    </w:p>
+    <w:p>
+      <w:pPr>
+        <w:numPr>
+          <w:ilvl w:val="0"/>
+          <w:numId w:val="33"/>
+        </w:numPr>
+        <w:spacing w:after="0" w:line="360" w:lineRule="auto"/>
+        <w:jc w:val="both"/>
+        <w:rPr>
+          <w:rFonts w:ascii="Times New Roman" w:eastAsia="Times New Roman" w:hAnsi="Times New Roman" w:cs="Times New Roman"/>
+          <w:sz w:val="28"/>
+          <w:szCs w:val="24"/>
+          <w:lang w:eastAsia="ru-RU"/>
+        </w:rPr>
+      </w:pPr>
+      <w:r>
+        <w:rPr>
+          <w:rFonts w:ascii="Times New Roman" w:eastAsia="Times New Roman" w:hAnsi="Times New Roman" w:cs="Times New Roman"/>
+          <w:bCs/>
+          <w:sz w:val="28"/>
+          <w:szCs w:val="24"/>
+          <w:lang w:eastAsia="ru-RU"/>
+        </w:rPr>
+        <w:t>Начальный узел</w:t>
+      </w:r>
+      <w:r>
+        <w:rPr>
+          <w:rFonts w:ascii="Times New Roman" w:eastAsia="Times New Roman" w:hAnsi="Times New Roman" w:cs="Times New Roman"/>
+          <w:sz w:val="28"/>
+          <w:szCs w:val="24"/>
+          <w:lang w:eastAsia="ru-RU"/>
+        </w:rPr>
+        <w:t xml:space="preserve"> -</w:t>
+      </w:r>
+      <w:r>
+        <w:rPr>
+          <w:rFonts w:ascii="Times New Roman" w:eastAsia="Times New Roman" w:hAnsi="Times New Roman" w:cs="Times New Roman"/>
+          <w:sz w:val="28"/>
+          <w:szCs w:val="24"/>
+          <w:lang w:eastAsia="ru-RU"/>
+        </w:rPr>
+        <w:t xml:space="preserve"> точка входа в процесс.</w:t>
+      </w:r>
+    </w:p>
+    <w:p>
+      <w:pPr>
+        <w:numPr>
+          <w:ilvl w:val="0"/>
+          <w:numId w:val="33"/>
+        </w:numPr>
+        <w:spacing w:after="0" w:line="360" w:lineRule="auto"/>
+        <w:jc w:val="both"/>
+        <w:rPr>
+          <w:rFonts w:ascii="Times New Roman" w:eastAsia="Times New Roman" w:hAnsi="Times New Roman" w:cs="Times New Roman"/>
+          <w:sz w:val="28"/>
+          <w:szCs w:val="24"/>
+          <w:lang w:eastAsia="ru-RU"/>
+        </w:rPr>
+      </w:pPr>
+      <w:r>
+        <w:rPr>
+          <w:rFonts w:ascii="Times New Roman" w:eastAsia="Times New Roman" w:hAnsi="Times New Roman" w:cs="Times New Roman"/>
+          <w:bCs/>
+          <w:sz w:val="28"/>
+          <w:szCs w:val="24"/>
+          <w:lang w:eastAsia="ru-RU"/>
+        </w:rPr>
+        <w:t>Действие</w:t>
+      </w:r>
+      <w:r>
+        <w:rPr>
+          <w:rFonts w:ascii="Times New Roman" w:eastAsia="Times New Roman" w:hAnsi="Times New Roman" w:cs="Times New Roman"/>
+          <w:sz w:val="28"/>
+          <w:szCs w:val="24"/>
+          <w:lang w:eastAsia="ru-RU"/>
+        </w:rPr>
+        <w:t xml:space="preserve"> -</w:t>
+      </w:r>
+      <w:r>
+        <w:rPr>
+          <w:rFonts w:ascii="Times New Roman" w:eastAsia="Times New Roman" w:hAnsi="Times New Roman" w:cs="Times New Roman"/>
+          <w:sz w:val="28"/>
+          <w:szCs w:val="24"/>
+          <w:lang w:eastAsia="ru-RU"/>
+        </w:rPr>
+        <w:t xml:space="preserve"> конкретный шаг или операция.</w:t>
+      </w:r>
+    </w:p>
+    <w:p>
+      <w:pPr>
+        <w:numPr>
+          <w:ilvl w:val="0"/>
+          <w:numId w:val="33"/>
+        </w:numPr>
+        <w:spacing w:after="0" w:line="360" w:lineRule="auto"/>
+        <w:jc w:val="both"/>
+        <w:rPr>
+          <w:rFonts w:ascii="Times New Roman" w:eastAsia="Times New Roman" w:hAnsi="Times New Roman" w:cs="Times New Roman"/>
+          <w:sz w:val="28"/>
+          <w:szCs w:val="24"/>
+          <w:lang w:eastAsia="ru-RU"/>
+        </w:rPr>
+      </w:pPr>
+      <w:r>
+        <w:rPr>
+          <w:rFonts w:ascii="Times New Roman" w:eastAsia="Times New Roman" w:hAnsi="Times New Roman" w:cs="Times New Roman"/>
+          <w:bCs/>
+          <w:sz w:val="28"/>
+          <w:szCs w:val="24"/>
+          <w:lang w:eastAsia="ru-RU"/>
+        </w:rPr>
+        <w:t>Поток управления</w:t>
+      </w:r>
+      <w:r>
+        <w:rPr>
+          <w:rFonts w:ascii="Times New Roman" w:eastAsia="Times New Roman" w:hAnsi="Times New Roman" w:cs="Times New Roman"/>
+          <w:sz w:val="28"/>
+          <w:szCs w:val="24"/>
+          <w:lang w:eastAsia="ru-RU"/>
+        </w:rPr>
+        <w:t xml:space="preserve"> -</w:t>
+      </w:r>
+      <w:r>
+        <w:rPr>
+          <w:rFonts w:ascii="Times New Roman" w:eastAsia="Times New Roman" w:hAnsi="Times New Roman" w:cs="Times New Roman"/>
+          <w:sz w:val="28"/>
+          <w:szCs w:val="24"/>
+          <w:lang w:eastAsia="ru-RU"/>
+        </w:rPr>
+        <w:t xml:space="preserve"> стрелки, указывающие порядок действий.</w:t>
+      </w:r>
+    </w:p>
+    <w:p>
+      <w:pPr>
+        <w:numPr>
+          <w:ilvl w:val="0"/>
+          <w:numId w:val="33"/>
+        </w:numPr>
+        <w:spacing w:after="0" w:line="360" w:lineRule="auto"/>
+        <w:jc w:val="both"/>
+        <w:rPr>
+          <w:rFonts w:ascii="Times New Roman" w:eastAsia="Times New Roman" w:hAnsi="Times New Roman" w:cs="Times New Roman"/>
+          <w:sz w:val="28"/>
+          <w:szCs w:val="24"/>
+          <w:lang w:eastAsia="ru-RU"/>
+        </w:rPr>
+      </w:pPr>
+      <w:r>
+        <w:rPr>
+          <w:rFonts w:ascii="Times New Roman" w:eastAsia="Times New Roman" w:hAnsi="Times New Roman" w:cs="Times New Roman"/>
+          <w:bCs/>
+          <w:sz w:val="28"/>
+          <w:szCs w:val="24"/>
+          <w:lang w:eastAsia="ru-RU"/>
+        </w:rPr>
+        <w:t>Поток объекта</w:t>
+      </w:r>
+      <w:r>
+        <w:rPr>
+          <w:rFonts w:ascii="Times New Roman" w:eastAsia="Times New Roman" w:hAnsi="Times New Roman" w:cs="Times New Roman"/>
+          <w:sz w:val="28"/>
+          <w:szCs w:val="24"/>
+          <w:lang w:eastAsia="ru-RU"/>
+        </w:rPr>
+        <w:t xml:space="preserve"> </w:t>
+      </w:r>
+      <w:r>
+        <w:rPr>
+          <w:rFonts w:ascii="Times New Roman" w:eastAsia="Times New Roman" w:hAnsi="Times New Roman" w:cs="Times New Roman"/>
+          <w:sz w:val="28"/>
+          <w:szCs w:val="24"/>
+          <w:lang w:eastAsia="ru-RU"/>
+        </w:rPr>
+        <w:t>-</w:t>
+      </w:r>
+      <w:r>
+        <w:rPr>
+          <w:rFonts w:ascii="Times New Roman" w:eastAsia="Times New Roman" w:hAnsi="Times New Roman" w:cs="Times New Roman"/>
+          <w:sz w:val="28"/>
+          <w:szCs w:val="24"/>
+          <w:lang w:eastAsia="ru-RU"/>
+        </w:rPr>
+        <w:t xml:space="preserve"> передача данных между действиями.</w:t>
+      </w:r>
+    </w:p>
+    <w:p>
+      <w:pPr>
+        <w:numPr>
+          <w:ilvl w:val="0"/>
+          <w:numId w:val="33"/>
+        </w:numPr>
+        <w:spacing w:after="0" w:line="360" w:lineRule="auto"/>
+        <w:jc w:val="both"/>
+        <w:rPr>
+          <w:rFonts w:ascii="Times New Roman" w:eastAsia="Times New Roman" w:hAnsi="Times New Roman" w:cs="Times New Roman"/>
+          <w:sz w:val="28"/>
+          <w:szCs w:val="24"/>
+          <w:lang w:eastAsia="ru-RU"/>
+        </w:rPr>
+      </w:pPr>
+      <w:r>
+        <w:rPr>
+          <w:rFonts w:ascii="Times New Roman" w:eastAsia="Times New Roman" w:hAnsi="Times New Roman" w:cs="Times New Roman"/>
+          <w:bCs/>
+          <w:sz w:val="28"/>
+          <w:szCs w:val="24"/>
+          <w:lang w:eastAsia="ru-RU"/>
+        </w:rPr>
+        <w:t>Конечный узел активности</w:t>
+      </w:r>
+      <w:r>
+        <w:rPr>
+          <w:rFonts w:ascii="Times New Roman" w:eastAsia="Times New Roman" w:hAnsi="Times New Roman" w:cs="Times New Roman"/>
+          <w:sz w:val="28"/>
+          <w:szCs w:val="24"/>
+          <w:lang w:eastAsia="ru-RU"/>
+        </w:rPr>
+        <w:t xml:space="preserve"> -</w:t>
+      </w:r>
+      <w:r>
+        <w:rPr>
+          <w:rFonts w:ascii="Times New Roman" w:eastAsia="Times New Roman" w:hAnsi="Times New Roman" w:cs="Times New Roman"/>
+          <w:sz w:val="28"/>
+          <w:szCs w:val="24"/>
+          <w:lang w:eastAsia="ru-RU"/>
+        </w:rPr>
+        <w:t xml:space="preserve"> завершение процесса.</w:t>
+      </w:r>
+    </w:p>
+    <w:p>
+      <w:pPr>
+        <w:numPr>
+          <w:ilvl w:val="0"/>
+          <w:numId w:val="33"/>
+        </w:numPr>
+        <w:spacing w:after="0" w:line="360" w:lineRule="auto"/>
+        <w:jc w:val="both"/>
+        <w:rPr>
+          <w:rFonts w:ascii="Times New Roman" w:eastAsia="Times New Roman" w:hAnsi="Times New Roman" w:cs="Times New Roman"/>
+          <w:sz w:val="28"/>
+          <w:szCs w:val="24"/>
+          <w:lang w:eastAsia="ru-RU"/>
+        </w:rPr>
+      </w:pPr>
+      <w:r>
+        <w:rPr>
+          <w:rFonts w:ascii="Times New Roman" w:eastAsia="Times New Roman" w:hAnsi="Times New Roman" w:cs="Times New Roman"/>
+          <w:bCs/>
+          <w:sz w:val="28"/>
+          <w:szCs w:val="24"/>
+          <w:lang w:eastAsia="ru-RU"/>
+        </w:rPr>
+        <w:t>Узел принятия решения</w:t>
+      </w:r>
+      <w:r>
+        <w:rPr>
+          <w:rFonts w:ascii="Times New Roman" w:eastAsia="Times New Roman" w:hAnsi="Times New Roman" w:cs="Times New Roman"/>
+          <w:sz w:val="28"/>
+          <w:szCs w:val="24"/>
+          <w:lang w:eastAsia="ru-RU"/>
+        </w:rPr>
+        <w:t xml:space="preserve"> (ромб) -</w:t>
+      </w:r>
+      <w:r>
+        <w:rPr>
+          <w:rFonts w:ascii="Times New Roman" w:eastAsia="Times New Roman" w:hAnsi="Times New Roman" w:cs="Times New Roman"/>
+          <w:sz w:val="28"/>
+          <w:szCs w:val="24"/>
+          <w:lang w:eastAsia="ru-RU"/>
+        </w:rPr>
+        <w:t xml:space="preserve"> проверка условия.</w:t>
+      </w:r>
+    </w:p>
+    <w:p>
+      <w:pPr>
+        <w:numPr>
+          <w:ilvl w:val="0"/>
+          <w:numId w:val="33"/>
+        </w:numPr>
+        <w:spacing w:after="0" w:line="360" w:lineRule="auto"/>
+        <w:jc w:val="both"/>
+        <w:rPr>
+          <w:rFonts w:ascii="Times New Roman" w:eastAsia="Times New Roman" w:hAnsi="Times New Roman" w:cs="Times New Roman"/>
+          <w:sz w:val="28"/>
+          <w:szCs w:val="24"/>
+          <w:lang w:eastAsia="ru-RU"/>
+        </w:rPr>
+      </w:pPr>
+      <w:r>
+        <w:rPr>
+          <w:rFonts w:ascii="Times New Roman" w:eastAsia="Times New Roman" w:hAnsi="Times New Roman" w:cs="Times New Roman"/>
+          <w:bCs/>
+          <w:sz w:val="28"/>
+          <w:szCs w:val="24"/>
+          <w:lang w:eastAsia="ru-RU"/>
+        </w:rPr>
+        <w:t>Дорожки</w:t>
+      </w:r>
+      <w:r>
+        <w:rPr>
+          <w:rFonts w:ascii="Times New Roman" w:eastAsia="Times New Roman" w:hAnsi="Times New Roman" w:cs="Times New Roman"/>
+          <w:b/>
+          <w:bCs/>
+          <w:sz w:val="28"/>
+          <w:szCs w:val="24"/>
+          <w:lang w:eastAsia="ru-RU"/>
+        </w:rPr>
+        <w:t xml:space="preserve"> </w:t>
+      </w:r>
+      <w:r>
+        <w:rPr>
+          <w:rFonts w:ascii="Times New Roman" w:eastAsia="Times New Roman" w:hAnsi="Times New Roman" w:cs="Times New Roman"/>
+          <w:bCs/>
+          <w:sz w:val="28"/>
+          <w:szCs w:val="24"/>
+          <w:lang w:eastAsia="ru-RU"/>
+        </w:rPr>
+        <w:t>(</w:t>
+      </w:r>
+      <w:proofErr w:type="spellStart"/>
+      <w:r>
+        <w:rPr>
+          <w:rFonts w:ascii="Times New Roman" w:eastAsia="Times New Roman" w:hAnsi="Times New Roman" w:cs="Times New Roman"/>
+          <w:bCs/>
+          <w:sz w:val="28"/>
+          <w:szCs w:val="24"/>
+          <w:lang w:eastAsia="ru-RU"/>
+        </w:rPr>
+        <w:t>Swimlanes</w:t>
+      </w:r>
+      <w:proofErr w:type="spellEnd"/>
+      <w:r>
+        <w:rPr>
+          <w:rFonts w:ascii="Times New Roman" w:eastAsia="Times New Roman" w:hAnsi="Times New Roman" w:cs="Times New Roman"/>
+          <w:bCs/>
+          <w:sz w:val="28"/>
+          <w:szCs w:val="24"/>
+          <w:lang w:eastAsia="ru-RU"/>
+        </w:rPr>
+        <w:t>)</w:t>
+      </w:r>
+      <w:r>
+        <w:rPr>
+          <w:rFonts w:ascii="Times New Roman" w:eastAsia="Times New Roman" w:hAnsi="Times New Roman" w:cs="Times New Roman"/>
+          <w:sz w:val="28"/>
+          <w:szCs w:val="24"/>
+          <w:lang w:eastAsia="ru-RU"/>
+        </w:rPr>
+        <w:t xml:space="preserve"> -</w:t>
+      </w:r>
+      <w:r>
+        <w:rPr>
+          <w:rFonts w:ascii="Times New Roman" w:eastAsia="Times New Roman" w:hAnsi="Times New Roman" w:cs="Times New Roman"/>
+          <w:sz w:val="28"/>
+          <w:szCs w:val="24"/>
+          <w:lang w:eastAsia="ru-RU"/>
+        </w:rPr>
+        <w:t xml:space="preserve"> разделение ответственности между участниками.</w:t>
+      </w:r>
+    </w:p>
+    <w:p>
+      <w:pPr>
+        <w:spacing w:after="0" w:line="360" w:lineRule="auto"/>
+        <w:ind w:left="1068"/>
+        <w:jc w:val="both"/>
+        <w:rPr>
+          <w:rFonts w:ascii="Times New Roman" w:eastAsia="Times New Roman" w:hAnsi="Times New Roman" w:cs="Times New Roman"/>
+          <w:sz w:val="28"/>
+          <w:szCs w:val="24"/>
+          <w:lang w:eastAsia="ru-RU"/>
+        </w:rPr>
+      </w:pPr>
+    </w:p>
+    <w:p>
+      <w:pPr>
+        <w:spacing w:after="0" w:line="360" w:lineRule="auto"/>
+        <w:ind w:left="1068"/>
+        <w:jc w:val="both"/>
+        <w:rPr>
+          <w:rFonts w:ascii="Times New Roman" w:eastAsia="Times New Roman" w:hAnsi="Times New Roman" w:cs="Times New Roman"/>
+          <w:sz w:val="28"/>
+          <w:szCs w:val="24"/>
+          <w:lang w:eastAsia="ru-RU"/>
+        </w:rPr>
+      </w:pPr>
+    </w:p>
+    <w:p>
+      <w:pPr>
+        <w:spacing w:before="100" w:beforeAutospacing="1" w:after="100" w:afterAutospacing="1" w:line="240" w:lineRule="auto"/>
+        <w:rPr>
+          <w:rFonts w:ascii="Times New Roman" w:eastAsia="Times New Roman" w:hAnsi="Times New Roman" w:cs="Times New Roman"/>
+          <w:sz w:val="24"/>
+          <w:szCs w:val="24"/>
+          <w:lang w:eastAsia="ru-RU"/>
+        </w:rPr>
+      </w:pPr>
+      <w:r>
+        <w:rPr>
+          <w:rFonts w:ascii="Times New Roman" w:eastAsia="Times New Roman" w:hAnsi="Times New Roman" w:cs="Times New Roman"/>
+          <w:sz w:val="24"/>
+          <w:szCs w:val="24"/>
+          <w:lang w:eastAsia="ru-RU"/>
+        </w:rPr>
+        <w:lastRenderedPageBreak/>
+        <w:drawing>
+          <wp:inline distT="0" distB="0" distL="0" distR="0" wp14:anchorId="4204357B" wp14:editId="559CDF46">
+            <wp:extent cx="5940425" cy="4911725"/>
+            <wp:effectExtent l="0" t="0" r="3175" b="3175"/>
+            <wp:docPr id="8" name="Рисунок 8"/>
+            <wp:cNvGraphicFramePr>
+              <a:graphicFrameLocks xmlns:a="http://schemas.openxmlformats.org/drawingml/2006/main" noChangeAspect="1"/>
+            </wp:cNvGraphicFramePr>
+            <a:graphic xmlns:a="http://schemas.openxmlformats.org/drawingml/2006/main">
+              <a:graphicData uri="http://schemas.openxmlformats.org/drawingml/2006/picture">
+                <pic:pic xmlns:pic="http://schemas.openxmlformats.org/drawingml/2006/picture">
+                  <pic:nvPicPr>
+                    <pic:cNvPr id="1" name=""/>
+                    <pic:cNvPicPr/>
+                  </pic:nvPicPr>
+                  <pic:blipFill>
+                    <a:blip r:embed="rId13"/>
+                    <a:stretch>
+                      <a:fillRect/>
+                    </a:stretch>
+                  </pic:blipFill>
+                  <pic:spPr>
+                    <a:xfrm>
+                      <a:off x="0" y="0"/>
+                      <a:ext cx="5940425" cy="4911725"/>
+                    </a:xfrm>
+                    <a:prstGeom prst="rect">
+                      <a:avLst/>
+                    </a:prstGeom>
+                  </pic:spPr>
+                </pic:pic>
+              </a:graphicData>
+            </a:graphic>
+          </wp:inline>
+        </w:drawing>
+      </w:r>
+    </w:p>
+    <w:p>
+      <w:pPr>
+        <w:pStyle w:val="a7"/>
+        <w:spacing w:line="360" w:lineRule="auto"/>
+        <w:jc w:val="center"/>
+        <w:rPr>
+          <w:sz w:val="28"/>
+          <w:szCs w:val="28"/>
+        </w:rPr>
+      </w:pPr>
+      <w:r>
+        <w:rPr>
+          <w:sz w:val="28"/>
+          <w:szCs w:val="28"/>
+        </w:rPr>
+        <w:t>Рисунок 6</w:t>
+      </w:r>
+      <w:r>
+        <w:rPr>
+          <w:sz w:val="28"/>
+          <w:szCs w:val="28"/>
+        </w:rPr>
+        <w:t xml:space="preserve"> – Д</w:t>
+      </w:r>
+      <w:r>
+        <w:rPr>
+          <w:sz w:val="28"/>
+          <w:szCs w:val="28"/>
+        </w:rPr>
+        <w:t>иаграмма деятельности</w:t>
+      </w:r>
+      <w:bookmarkStart w:id="17" w:name="_GoBack"/>
+      <w:bookmarkEnd w:id="17"/>
     </w:p>
     <w:p>
       <w:pPr>
@@ -9154,7 +9718,7 @@
       </w:pPr>
     </w:p>
     <w:sectPr>
-      <w:footerReference w:type="default" r:id="rId13"/>
+      <w:footerReference w:type="default" r:id="rId14"/>
       <w:pgSz w:w="11906" w:h="16838"/>
       <w:pgMar w:top="1134" w:right="850" w:bottom="1134" w:left="1701" w:header="708" w:footer="708" w:gutter="0"/>
       <w:cols w:space="708"/>
@@ -9166,7 +9730,7 @@
 </file>
 
 <file path=word/endnotes.xml><?xml version="1.0" encoding="utf-8"?>
-<w:endnotes xmlns:wpc="http://schemas.microsoft.com/office/word/2010/wordprocessingCanvas" xmlns:cx="http://schemas.microsoft.com/office/drawing/2014/chartex" xmlns:cx1="http://schemas.microsoft.com/office/drawing/2015/9/8/chartex" xmlns:cx2="http://schemas.microsoft.com/office/drawing/2015/10/21/chartex" xmlns:cx3="http://schemas.microsoft.com/office/drawing/2016/5/9/chartex" xmlns:cx4="http://schemas.microsoft.com/office/drawing/2016/5/10/chartex" xmlns:cx5="http://schemas.microsoft.com/office/drawing/2016/5/11/chartex" xmlns:cx6="http://schemas.microsoft.com/office/drawing/2016/5/12/chartex" xmlns:cx7="http://schemas.microsoft.com/office/drawing/2016/5/13/chartex" xmlns:cx8="http://schemas.microsoft.com/office/drawing/2016/5/14/chartex" xmlns:mc="http://schemas.openxmlformats.org/markup-compatibility/2006" xmlns:aink="http://schemas.microsoft.com/office/drawing/2016/ink" xmlns:am3d="http://schemas.microsoft.com/office/drawing/2017/model3d" xmlns:o="urn:schemas-microsoft-com:office:office" xmlns:r="http://schemas.openxmlformats.org/officeDocument/2006/relationships" xmlns:m="http://schemas.openxmlformats.org/officeDocument/2006/math" xmlns:v="urn:schemas-microsoft-com:vml" xmlns:wp14="http://schemas.microsoft.com/office/word/2010/wordprocessingDrawing" xmlns:wp="http://schemas.openxmlformats.org/drawingml/2006/wordprocessingDrawing" xmlns:w10="urn:schemas-microsoft-com:office:word" xmlns:w="http://schemas.openxmlformats.org/wordprocessingml/2006/main" xmlns:w14="http://schemas.microsoft.com/office/word/2010/wordml" xmlns:w15="http://schemas.microsoft.com/office/word/2012/wordml" xmlns:w16cex="http://schemas.microsoft.com/office/word/2018/wordml/cex" xmlns:w16cid="http://schemas.microsoft.com/office/word/2016/wordml/cid" xmlns:w16="http://schemas.microsoft.com/office/word/2018/wordml" xmlns:w16sdtdh="http://schemas.microsoft.com/office/word/2020/wordml/sdtdatahash" xmlns:w16se="http://schemas.microsoft.com/office/word/2015/wordml/symex" xmlns:wpg="http://schemas.microsoft.com/office/word/2010/wordprocessingGroup" xmlns:wpi="http://schemas.microsoft.com/office/word/2010/wordprocessingInk" xmlns:wne="http://schemas.microsoft.com/office/word/2006/wordml" xmlns:wps="http://schemas.microsoft.com/office/word/2010/wordprocessingShape" mc:Ignorable="w14 w15 w16se w16cid w16 w16cex w16sdtdh wp14">
+<w:endnotes xmlns:wpc="http://schemas.microsoft.com/office/word/2010/wordprocessingCanvas" xmlns:cx="http://schemas.microsoft.com/office/drawing/2014/chartex" xmlns:cx1="http://schemas.microsoft.com/office/drawing/2015/9/8/chartex" xmlns:mc="http://schemas.openxmlformats.org/markup-compatibility/2006" xmlns:o="urn:schemas-microsoft-com:office:office" xmlns:r="http://schemas.openxmlformats.org/officeDocument/2006/relationships" xmlns:m="http://schemas.openxmlformats.org/officeDocument/2006/math" xmlns:v="urn:schemas-microsoft-com:vml" xmlns:wp14="http://schemas.microsoft.com/office/word/2010/wordprocessingDrawing" xmlns:wp="http://schemas.openxmlformats.org/drawingml/2006/wordprocessingDrawing" xmlns:w10="urn:schemas-microsoft-com:office:word" xmlns:w="http://schemas.openxmlformats.org/wordprocessingml/2006/main" xmlns:w14="http://schemas.microsoft.com/office/word/2010/wordml" xmlns:w15="http://schemas.microsoft.com/office/word/2012/wordml" xmlns:w16se="http://schemas.microsoft.com/office/word/2015/wordml/symex" xmlns:wpg="http://schemas.microsoft.com/office/word/2010/wordprocessingGroup" xmlns:wpi="http://schemas.microsoft.com/office/word/2010/wordprocessingInk" xmlns:wne="http://schemas.microsoft.com/office/word/2006/wordml" xmlns:wps="http://schemas.microsoft.com/office/word/2010/wordprocessingShape" mc:Ignorable="w14 w15 w16se wp14">
   <w:endnote w:type="separator" w:id="-1">
     <w:p>
       <w:pPr>
@@ -9191,7 +9755,7 @@
 </file>
 
 <file path=word/footer1.xml><?xml version="1.0" encoding="utf-8"?>
-<w:ftr xmlns:wpc="http://schemas.microsoft.com/office/word/2010/wordprocessingCanvas" xmlns:cx="http://schemas.microsoft.com/office/drawing/2014/chartex" xmlns:cx1="http://schemas.microsoft.com/office/drawing/2015/9/8/chartex" xmlns:cx2="http://schemas.microsoft.com/office/drawing/2015/10/21/chartex" xmlns:cx3="http://schemas.microsoft.com/office/drawing/2016/5/9/chartex" xmlns:cx4="http://schemas.microsoft.com/office/drawing/2016/5/10/chartex" xmlns:cx5="http://schemas.microsoft.com/office/drawing/2016/5/11/chartex" xmlns:cx6="http://schemas.microsoft.com/office/drawing/2016/5/12/chartex" xmlns:cx7="http://schemas.microsoft.com/office/drawing/2016/5/13/chartex" xmlns:cx8="http://schemas.microsoft.com/office/drawing/2016/5/14/chartex" xmlns:mc="http://schemas.openxmlformats.org/markup-compatibility/2006" xmlns:aink="http://schemas.microsoft.com/office/drawing/2016/ink" xmlns:am3d="http://schemas.microsoft.com/office/drawing/2017/model3d" xmlns:o="urn:schemas-microsoft-com:office:office" xmlns:r="http://schemas.openxmlformats.org/officeDocument/2006/relationships" xmlns:m="http://schemas.openxmlformats.org/officeDocument/2006/math" xmlns:v="urn:schemas-microsoft-com:vml" xmlns:wp14="http://schemas.microsoft.com/office/word/2010/wordprocessingDrawing" xmlns:wp="http://schemas.openxmlformats.org/drawingml/2006/wordprocessingDrawing" xmlns:w10="urn:schemas-microsoft-com:office:word" xmlns:w="http://schemas.openxmlformats.org/wordprocessingml/2006/main" xmlns:w14="http://schemas.microsoft.com/office/word/2010/wordml" xmlns:w15="http://schemas.microsoft.com/office/word/2012/wordml" xmlns:w16cex="http://schemas.microsoft.com/office/word/2018/wordml/cex" xmlns:w16cid="http://schemas.microsoft.com/office/word/2016/wordml/cid" xmlns:w16="http://schemas.microsoft.com/office/word/2018/wordml" xmlns:w16sdtdh="http://schemas.microsoft.com/office/word/2020/wordml/sdtdatahash" xmlns:w16se="http://schemas.microsoft.com/office/word/2015/wordml/symex" xmlns:wpg="http://schemas.microsoft.com/office/word/2010/wordprocessingGroup" xmlns:wpi="http://schemas.microsoft.com/office/word/2010/wordprocessingInk" xmlns:wne="http://schemas.microsoft.com/office/word/2006/wordml" xmlns:wps="http://schemas.microsoft.com/office/word/2010/wordprocessingShape" mc:Ignorable="w14 w15 w16se w16cid w16 w16cex w16sdtdh wp14">
+<w:ftr xmlns:wpc="http://schemas.microsoft.com/office/word/2010/wordprocessingCanvas" xmlns:cx="http://schemas.microsoft.com/office/drawing/2014/chartex" xmlns:cx1="http://schemas.microsoft.com/office/drawing/2015/9/8/chartex" xmlns:mc="http://schemas.openxmlformats.org/markup-compatibility/2006" xmlns:o="urn:schemas-microsoft-com:office:office" xmlns:r="http://schemas.openxmlformats.org/officeDocument/2006/relationships" xmlns:m="http://schemas.openxmlformats.org/officeDocument/2006/math" xmlns:v="urn:schemas-microsoft-com:vml" xmlns:wp14="http://schemas.microsoft.com/office/word/2010/wordprocessingDrawing" xmlns:wp="http://schemas.openxmlformats.org/drawingml/2006/wordprocessingDrawing" xmlns:w10="urn:schemas-microsoft-com:office:word" xmlns:w="http://schemas.openxmlformats.org/wordprocessingml/2006/main" xmlns:w14="http://schemas.microsoft.com/office/word/2010/wordml" xmlns:w15="http://schemas.microsoft.com/office/word/2012/wordml" xmlns:w16se="http://schemas.microsoft.com/office/word/2015/wordml/symex" xmlns:wpg="http://schemas.microsoft.com/office/word/2010/wordprocessingGroup" xmlns:wpi="http://schemas.microsoft.com/office/word/2010/wordprocessingInk" xmlns:wne="http://schemas.microsoft.com/office/word/2006/wordml" xmlns:wps="http://schemas.microsoft.com/office/word/2010/wordprocessingShape" mc:Ignorable="w14 w15 w16se wp14">
   <w:sdt>
     <w:sdtPr>
       <w:id w:val="-1807463826"/>
@@ -9217,7 +9781,10 @@
           <w:fldChar w:fldCharType="separate"/>
         </w:r>
         <w:r>
-          <w:t>2</w:t>
+          <w:rPr>
+            <w:noProof/>
+          </w:rPr>
+          <w:t>24</w:t>
         </w:r>
         <w:r>
           <w:fldChar w:fldCharType="end"/>
@@ -9234,7 +9801,7 @@
 </file>
 
 <file path=word/footnotes.xml><?xml version="1.0" encoding="utf-8"?>
-<w:footnotes xmlns:wpc="http://schemas.microsoft.com/office/word/2010/wordprocessingCanvas" xmlns:cx="http://schemas.microsoft.com/office/drawing/2014/chartex" xmlns:cx1="http://schemas.microsoft.com/office/drawing/2015/9/8/chartex" xmlns:cx2="http://schemas.microsoft.com/office/drawing/2015/10/21/chartex" xmlns:cx3="http://schemas.microsoft.com/office/drawing/2016/5/9/chartex" xmlns:cx4="http://schemas.microsoft.com/office/drawing/2016/5/10/chartex" xmlns:cx5="http://schemas.microsoft.com/office/drawing/2016/5/11/chartex" xmlns:cx6="http://schemas.microsoft.com/office/drawing/2016/5/12/chartex" xmlns:cx7="http://schemas.microsoft.com/office/drawing/2016/5/13/chartex" xmlns:cx8="http://schemas.microsoft.com/office/drawing/2016/5/14/chartex" xmlns:mc="http://schemas.openxmlformats.org/markup-compatibility/2006" xmlns:aink="http://schemas.microsoft.com/office/drawing/2016/ink" xmlns:am3d="http://schemas.microsoft.com/office/drawing/2017/model3d" xmlns:o="urn:schemas-microsoft-com:office:office" xmlns:r="http://schemas.openxmlformats.org/officeDocument/2006/relationships" xmlns:m="http://schemas.openxmlformats.org/officeDocument/2006/math" xmlns:v="urn:schemas-microsoft-com:vml" xmlns:wp14="http://schemas.microsoft.com/office/word/2010/wordprocessingDrawing" xmlns:wp="http://schemas.openxmlformats.org/drawingml/2006/wordprocessingDrawing" xmlns:w10="urn:schemas-microsoft-com:office:word" xmlns:w="http://schemas.openxmlformats.org/wordprocessingml/2006/main" xmlns:w14="http://schemas.microsoft.com/office/word/2010/wordml" xmlns:w15="http://schemas.microsoft.com/office/word/2012/wordml" xmlns:w16cex="http://schemas.microsoft.com/office/word/2018/wordml/cex" xmlns:w16cid="http://schemas.microsoft.com/office/word/2016/wordml/cid" xmlns:w16="http://schemas.microsoft.com/office/word/2018/wordml" xmlns:w16sdtdh="http://schemas.microsoft.com/office/word/2020/wordml/sdtdatahash" xmlns:w16se="http://schemas.microsoft.com/office/word/2015/wordml/symex" xmlns:wpg="http://schemas.microsoft.com/office/word/2010/wordprocessingGroup" xmlns:wpi="http://schemas.microsoft.com/office/word/2010/wordprocessingInk" xmlns:wne="http://schemas.microsoft.com/office/word/2006/wordml" xmlns:wps="http://schemas.microsoft.com/office/word/2010/wordprocessingShape" mc:Ignorable="w14 w15 w16se w16cid w16 w16cex w16sdtdh wp14">
+<w:footnotes xmlns:wpc="http://schemas.microsoft.com/office/word/2010/wordprocessingCanvas" xmlns:cx="http://schemas.microsoft.com/office/drawing/2014/chartex" xmlns:cx1="http://schemas.microsoft.com/office/drawing/2015/9/8/chartex" xmlns:mc="http://schemas.openxmlformats.org/markup-compatibility/2006" xmlns:o="urn:schemas-microsoft-com:office:office" xmlns:r="http://schemas.openxmlformats.org/officeDocument/2006/relationships" xmlns:m="http://schemas.openxmlformats.org/officeDocument/2006/math" xmlns:v="urn:schemas-microsoft-com:vml" xmlns:wp14="http://schemas.microsoft.com/office/word/2010/wordprocessingDrawing" xmlns:wp="http://schemas.openxmlformats.org/drawingml/2006/wordprocessingDrawing" xmlns:w10="urn:schemas-microsoft-com:office:word" xmlns:w="http://schemas.openxmlformats.org/wordprocessingml/2006/main" xmlns:w14="http://schemas.microsoft.com/office/word/2010/wordml" xmlns:w15="http://schemas.microsoft.com/office/word/2012/wordml" xmlns:w16se="http://schemas.microsoft.com/office/word/2015/wordml/symex" xmlns:wpg="http://schemas.microsoft.com/office/word/2010/wordprocessingGroup" xmlns:wpi="http://schemas.microsoft.com/office/word/2010/wordprocessingInk" xmlns:wne="http://schemas.microsoft.com/office/word/2006/wordml" xmlns:wps="http://schemas.microsoft.com/office/word/2010/wordprocessingShape" mc:Ignorable="w14 w15 w16se wp14">
   <w:footnote w:type="separator" w:id="-1">
     <w:p>
       <w:pPr>
@@ -9259,7 +9826,7 @@
 </file>
 
 <file path=word/numbering.xml><?xml version="1.0" encoding="utf-8"?>
-<w:numbering xmlns:wpc="http://schemas.microsoft.com/office/word/2010/wordprocessingCanvas" xmlns:cx="http://schemas.microsoft.com/office/drawing/2014/chartex" xmlns:cx1="http://schemas.microsoft.com/office/drawing/2015/9/8/chartex" xmlns:cx2="http://schemas.microsoft.com/office/drawing/2015/10/21/chartex" xmlns:cx3="http://schemas.microsoft.com/office/drawing/2016/5/9/chartex" xmlns:cx4="http://schemas.microsoft.com/office/drawing/2016/5/10/chartex" xmlns:cx5="http://schemas.microsoft.com/office/drawing/2016/5/11/chartex" xmlns:cx6="http://schemas.microsoft.com/office/drawing/2016/5/12/chartex" xmlns:cx7="http://schemas.microsoft.com/office/drawing/2016/5/13/chartex" xmlns:cx8="http://schemas.microsoft.com/office/drawing/2016/5/14/chartex" xmlns:mc="http://schemas.openxmlformats.org/markup-compatibility/2006" xmlns:aink="http://schemas.microsoft.com/office/drawing/2016/ink" xmlns:am3d="http://schemas.microsoft.com/office/drawing/2017/model3d" xmlns:o="urn:schemas-microsoft-com:office:office" xmlns:r="http://schemas.openxmlformats.org/officeDocument/2006/relationships" xmlns:m="http://schemas.openxmlformats.org/officeDocument/2006/math" xmlns:v="urn:schemas-microsoft-com:vml" xmlns:wp14="http://schemas.microsoft.com/office/word/2010/wordprocessingDrawing" xmlns:wp="http://schemas.openxmlformats.org/drawingml/2006/wordprocessingDrawing" xmlns:w10="urn:schemas-microsoft-com:office:word" xmlns:w="http://schemas.openxmlformats.org/wordprocessingml/2006/main" xmlns:w14="http://schemas.microsoft.com/office/word/2010/wordml" xmlns:w15="http://schemas.microsoft.com/office/word/2012/wordml" xmlns:w16cex="http://schemas.microsoft.com/office/word/2018/wordml/cex" xmlns:w16cid="http://schemas.microsoft.com/office/word/2016/wordml/cid" xmlns:w16="http://schemas.microsoft.com/office/word/2018/wordml" xmlns:w16sdtdh="http://schemas.microsoft.com/office/word/2020/wordml/sdtdatahash" xmlns:w16se="http://schemas.microsoft.com/office/word/2015/wordml/symex" xmlns:wpg="http://schemas.microsoft.com/office/word/2010/wordprocessingGroup" xmlns:wpi="http://schemas.microsoft.com/office/word/2010/wordprocessingInk" xmlns:wne="http://schemas.microsoft.com/office/word/2006/wordml" xmlns:wps="http://schemas.microsoft.com/office/word/2010/wordprocessingShape" mc:Ignorable="w14 w15 w16se w16cid w16 w16cex w16sdtdh wp14">
+<w:numbering xmlns:wpc="http://schemas.microsoft.com/office/word/2010/wordprocessingCanvas" xmlns:cx="http://schemas.microsoft.com/office/drawing/2014/chartex" xmlns:cx1="http://schemas.microsoft.com/office/drawing/2015/9/8/chartex" xmlns:mc="http://schemas.openxmlformats.org/markup-compatibility/2006" xmlns:o="urn:schemas-microsoft-com:office:office" xmlns:r="http://schemas.openxmlformats.org/officeDocument/2006/relationships" xmlns:m="http://schemas.openxmlformats.org/officeDocument/2006/math" xmlns:v="urn:schemas-microsoft-com:vml" xmlns:wp14="http://schemas.microsoft.com/office/word/2010/wordprocessingDrawing" xmlns:wp="http://schemas.openxmlformats.org/drawingml/2006/wordprocessingDrawing" xmlns:w10="urn:schemas-microsoft-com:office:word" xmlns:w="http://schemas.openxmlformats.org/wordprocessingml/2006/main" xmlns:w14="http://schemas.microsoft.com/office/word/2010/wordml" xmlns:w15="http://schemas.microsoft.com/office/word/2012/wordml" xmlns:w16se="http://schemas.microsoft.com/office/word/2015/wordml/symex" xmlns:wpg="http://schemas.microsoft.com/office/word/2010/wordprocessingGroup" xmlns:wpi="http://schemas.microsoft.com/office/word/2010/wordprocessingInk" xmlns:wne="http://schemas.microsoft.com/office/word/2006/wordml" xmlns:wps="http://schemas.microsoft.com/office/word/2010/wordprocessingShape" mc:Ignorable="w14 w15 w16se wp14">
   <w:abstractNum w:abstractNumId="0" w15:restartNumberingAfterBreak="0">
     <w:nsid w:val="06343840"/>
     <w:multiLevelType w:val="multilevel"/>
@@ -10749,6 +11316,119 @@
     </w:lvl>
   </w:abstractNum>
   <w:abstractNum w:abstractNumId="12" w15:restartNumberingAfterBreak="0">
+    <w:nsid w:val="3D0662BE"/>
+    <w:multiLevelType w:val="multilevel"/>
+    <w:tmpl w:val="AC3609F8"/>
+    <w:lvl w:ilvl="0">
+      <w:start w:val="1"/>
+      <w:numFmt w:val="decimal"/>
+      <w:lvlText w:val="%1."/>
+      <w:lvlJc w:val="left"/>
+      <w:pPr>
+        <w:tabs>
+          <w:tab w:val="num" w:pos="1068"/>
+        </w:tabs>
+        <w:ind w:left="1068" w:hanging="360"/>
+      </w:pPr>
+    </w:lvl>
+    <w:lvl w:ilvl="1" w:tentative="1">
+      <w:start w:val="1"/>
+      <w:numFmt w:val="decimal"/>
+      <w:lvlText w:val="%2."/>
+      <w:lvlJc w:val="left"/>
+      <w:pPr>
+        <w:tabs>
+          <w:tab w:val="num" w:pos="1788"/>
+        </w:tabs>
+        <w:ind w:left="1788" w:hanging="360"/>
+      </w:pPr>
+    </w:lvl>
+    <w:lvl w:ilvl="2" w:tentative="1">
+      <w:start w:val="1"/>
+      <w:numFmt w:val="decimal"/>
+      <w:lvlText w:val="%3."/>
+      <w:lvlJc w:val="left"/>
+      <w:pPr>
+        <w:tabs>
+          <w:tab w:val="num" w:pos="2508"/>
+        </w:tabs>
+        <w:ind w:left="2508" w:hanging="360"/>
+      </w:pPr>
+    </w:lvl>
+    <w:lvl w:ilvl="3" w:tentative="1">
+      <w:start w:val="1"/>
+      <w:numFmt w:val="decimal"/>
+      <w:lvlText w:val="%4."/>
+      <w:lvlJc w:val="left"/>
+      <w:pPr>
+        <w:tabs>
+          <w:tab w:val="num" w:pos="3228"/>
+        </w:tabs>
+        <w:ind w:left="3228" w:hanging="360"/>
+      </w:pPr>
+    </w:lvl>
+    <w:lvl w:ilvl="4" w:tentative="1">
+      <w:start w:val="1"/>
+      <w:numFmt w:val="decimal"/>
+      <w:lvlText w:val="%5."/>
+      <w:lvlJc w:val="left"/>
+      <w:pPr>
+        <w:tabs>
+          <w:tab w:val="num" w:pos="3948"/>
+        </w:tabs>
+        <w:ind w:left="3948" w:hanging="360"/>
+      </w:pPr>
+    </w:lvl>
+    <w:lvl w:ilvl="5" w:tentative="1">
+      <w:start w:val="1"/>
+      <w:numFmt w:val="decimal"/>
+      <w:lvlText w:val="%6."/>
+      <w:lvlJc w:val="left"/>
+      <w:pPr>
+        <w:tabs>
+          <w:tab w:val="num" w:pos="4668"/>
+        </w:tabs>
+        <w:ind w:left="4668" w:hanging="360"/>
+      </w:pPr>
+    </w:lvl>
+    <w:lvl w:ilvl="6" w:tentative="1">
+      <w:start w:val="1"/>
+      <w:numFmt w:val="decimal"/>
+      <w:lvlText w:val="%7."/>
+      <w:lvlJc w:val="left"/>
+      <w:pPr>
+        <w:tabs>
+          <w:tab w:val="num" w:pos="5388"/>
+        </w:tabs>
+        <w:ind w:left="5388" w:hanging="360"/>
+      </w:pPr>
+    </w:lvl>
+    <w:lvl w:ilvl="7" w:tentative="1">
+      <w:start w:val="1"/>
+      <w:numFmt w:val="decimal"/>
+      <w:lvlText w:val="%8."/>
+      <w:lvlJc w:val="left"/>
+      <w:pPr>
+        <w:tabs>
+          <w:tab w:val="num" w:pos="6108"/>
+        </w:tabs>
+        <w:ind w:left="6108" w:hanging="360"/>
+      </w:pPr>
+    </w:lvl>
+    <w:lvl w:ilvl="8" w:tentative="1">
+      <w:start w:val="1"/>
+      <w:numFmt w:val="decimal"/>
+      <w:lvlText w:val="%9."/>
+      <w:lvlJc w:val="left"/>
+      <w:pPr>
+        <w:tabs>
+          <w:tab w:val="num" w:pos="6828"/>
+        </w:tabs>
+        <w:ind w:left="6828" w:hanging="360"/>
+      </w:pPr>
+    </w:lvl>
+  </w:abstractNum>
+  <w:abstractNum w:abstractNumId="13" w15:restartNumberingAfterBreak="0">
     <w:nsid w:val="4151779A"/>
     <w:multiLevelType w:val="multilevel"/>
     <w:tmpl w:val="33D60B7C"/>
@@ -10861,7 +11541,7 @@
       </w:pPr>
     </w:lvl>
   </w:abstractNum>
-  <w:abstractNum w:abstractNumId="13" w15:restartNumberingAfterBreak="0">
+  <w:abstractNum w:abstractNumId="14" w15:restartNumberingAfterBreak="0">
     <w:nsid w:val="43E44B7C"/>
     <w:multiLevelType w:val="multilevel"/>
     <w:tmpl w:val="14EAD0AA"/>
@@ -10978,7 +11658,7 @@
       </w:pPr>
     </w:lvl>
   </w:abstractNum>
-  <w:abstractNum w:abstractNumId="14" w15:restartNumberingAfterBreak="0">
+  <w:abstractNum w:abstractNumId="15" w15:restartNumberingAfterBreak="0">
     <w:nsid w:val="44843228"/>
     <w:multiLevelType w:val="multilevel"/>
     <w:tmpl w:val="D4D81CAA"/>
@@ -11095,7 +11775,7 @@
       </w:pPr>
     </w:lvl>
   </w:abstractNum>
-  <w:abstractNum w:abstractNumId="15" w15:restartNumberingAfterBreak="0">
+  <w:abstractNum w:abstractNumId="16" w15:restartNumberingAfterBreak="0">
     <w:nsid w:val="466D7A02"/>
     <w:multiLevelType w:val="multilevel"/>
     <w:tmpl w:val="E05E0F82"/>
@@ -11212,7 +11892,7 @@
       </w:pPr>
     </w:lvl>
   </w:abstractNum>
-  <w:abstractNum w:abstractNumId="16" w15:restartNumberingAfterBreak="0">
+  <w:abstractNum w:abstractNumId="17" w15:restartNumberingAfterBreak="0">
     <w:nsid w:val="46FB5444"/>
     <w:multiLevelType w:val="multilevel"/>
     <w:tmpl w:val="1D22F6C0"/>
@@ -11329,7 +12009,7 @@
       </w:pPr>
     </w:lvl>
   </w:abstractNum>
-  <w:abstractNum w:abstractNumId="17" w15:restartNumberingAfterBreak="0">
+  <w:abstractNum w:abstractNumId="18" w15:restartNumberingAfterBreak="0">
     <w:nsid w:val="49A22324"/>
     <w:multiLevelType w:val="multilevel"/>
     <w:tmpl w:val="94946EFA"/>
@@ -11478,7 +12158,7 @@
       </w:rPr>
     </w:lvl>
   </w:abstractNum>
-  <w:abstractNum w:abstractNumId="18" w15:restartNumberingAfterBreak="0">
+  <w:abstractNum w:abstractNumId="19" w15:restartNumberingAfterBreak="0">
     <w:nsid w:val="4D1730EA"/>
     <w:multiLevelType w:val="multilevel"/>
     <w:tmpl w:val="70F6276E"/>
@@ -11595,7 +12275,7 @@
       </w:pPr>
     </w:lvl>
   </w:abstractNum>
-  <w:abstractNum w:abstractNumId="19" w15:restartNumberingAfterBreak="0">
+  <w:abstractNum w:abstractNumId="20" w15:restartNumberingAfterBreak="0">
     <w:nsid w:val="52F12C23"/>
     <w:multiLevelType w:val="multilevel"/>
     <w:tmpl w:val="12743870"/>
@@ -11744,7 +12424,7 @@
       </w:rPr>
     </w:lvl>
   </w:abstractNum>
-  <w:abstractNum w:abstractNumId="20" w15:restartNumberingAfterBreak="0">
+  <w:abstractNum w:abstractNumId="21" w15:restartNumberingAfterBreak="0">
     <w:nsid w:val="58B67E8C"/>
     <w:multiLevelType w:val="multilevel"/>
     <w:tmpl w:val="04E8B79C"/>
@@ -11861,7 +12541,7 @@
       </w:pPr>
     </w:lvl>
   </w:abstractNum>
-  <w:abstractNum w:abstractNumId="21" w15:restartNumberingAfterBreak="0">
+  <w:abstractNum w:abstractNumId="22" w15:restartNumberingAfterBreak="0">
     <w:nsid w:val="5BD8287F"/>
     <w:multiLevelType w:val="multilevel"/>
     <w:tmpl w:val="BA08778A"/>
@@ -11978,7 +12658,7 @@
       </w:pPr>
     </w:lvl>
   </w:abstractNum>
-  <w:abstractNum w:abstractNumId="22" w15:restartNumberingAfterBreak="0">
+  <w:abstractNum w:abstractNumId="23" w15:restartNumberingAfterBreak="0">
     <w:nsid w:val="5FD41433"/>
     <w:multiLevelType w:val="multilevel"/>
     <w:tmpl w:val="54525EA2"/>
@@ -12095,7 +12775,7 @@
       </w:pPr>
     </w:lvl>
   </w:abstractNum>
-  <w:abstractNum w:abstractNumId="23" w15:restartNumberingAfterBreak="0">
+  <w:abstractNum w:abstractNumId="24" w15:restartNumberingAfterBreak="0">
     <w:nsid w:val="60E04BE1"/>
     <w:multiLevelType w:val="multilevel"/>
     <w:tmpl w:val="5E323856"/>
@@ -12244,7 +12924,7 @@
       </w:rPr>
     </w:lvl>
   </w:abstractNum>
-  <w:abstractNum w:abstractNumId="24" w15:restartNumberingAfterBreak="0">
+  <w:abstractNum w:abstractNumId="25" w15:restartNumberingAfterBreak="0">
     <w:nsid w:val="661B5423"/>
     <w:multiLevelType w:val="hybridMultilevel"/>
     <w:tmpl w:val="8A3C8B44"/>
@@ -12357,7 +13037,7 @@
       </w:rPr>
     </w:lvl>
   </w:abstractNum>
-  <w:abstractNum w:abstractNumId="25" w15:restartNumberingAfterBreak="0">
+  <w:abstractNum w:abstractNumId="26" w15:restartNumberingAfterBreak="0">
     <w:nsid w:val="6C8A447F"/>
     <w:multiLevelType w:val="multilevel"/>
     <w:tmpl w:val="ED3A6AFE"/>
@@ -12506,7 +13186,7 @@
       </w:rPr>
     </w:lvl>
   </w:abstractNum>
-  <w:abstractNum w:abstractNumId="26" w15:restartNumberingAfterBreak="0">
+  <w:abstractNum w:abstractNumId="27" w15:restartNumberingAfterBreak="0">
     <w:nsid w:val="738B74F6"/>
     <w:multiLevelType w:val="multilevel"/>
     <w:tmpl w:val="B45E23CE"/>
@@ -12623,7 +13303,7 @@
       </w:pPr>
     </w:lvl>
   </w:abstractNum>
-  <w:abstractNum w:abstractNumId="27" w15:restartNumberingAfterBreak="0">
+  <w:abstractNum w:abstractNumId="28" w15:restartNumberingAfterBreak="0">
     <w:nsid w:val="777E5C1C"/>
     <w:multiLevelType w:val="multilevel"/>
     <w:tmpl w:val="F1D04CD4"/>
@@ -12740,7 +13420,7 @@
       </w:pPr>
     </w:lvl>
   </w:abstractNum>
-  <w:abstractNum w:abstractNumId="28" w15:restartNumberingAfterBreak="0">
+  <w:abstractNum w:abstractNumId="29" w15:restartNumberingAfterBreak="0">
     <w:nsid w:val="78674CA4"/>
     <w:multiLevelType w:val="multilevel"/>
     <w:tmpl w:val="D4A0B7EE"/>
@@ -12889,7 +13569,7 @@
       </w:rPr>
     </w:lvl>
   </w:abstractNum>
-  <w:abstractNum w:abstractNumId="29" w15:restartNumberingAfterBreak="0">
+  <w:abstractNum w:abstractNumId="30" w15:restartNumberingAfterBreak="0">
     <w:nsid w:val="7AB1211B"/>
     <w:multiLevelType w:val="multilevel"/>
     <w:tmpl w:val="86226F92"/>
@@ -13006,7 +13686,7 @@
       </w:pPr>
     </w:lvl>
   </w:abstractNum>
-  <w:abstractNum w:abstractNumId="30" w15:restartNumberingAfterBreak="0">
+  <w:abstractNum w:abstractNumId="31" w15:restartNumberingAfterBreak="0">
     <w:nsid w:val="7AE33A89"/>
     <w:multiLevelType w:val="multilevel"/>
     <w:tmpl w:val="CD7C9782"/>
@@ -13123,7 +13803,7 @@
       </w:pPr>
     </w:lvl>
   </w:abstractNum>
-  <w:abstractNum w:abstractNumId="31" w15:restartNumberingAfterBreak="0">
+  <w:abstractNum w:abstractNumId="32" w15:restartNumberingAfterBreak="0">
     <w:nsid w:val="7F3E41E3"/>
     <w:multiLevelType w:val="multilevel"/>
     <w:tmpl w:val="DEF047B2"/>
@@ -13244,31 +13924,31 @@
     <w:abstractNumId w:val="6"/>
   </w:num>
   <w:num w:numId="2">
-    <w:abstractNumId w:val="17"/>
+    <w:abstractNumId w:val="18"/>
   </w:num>
   <w:num w:numId="3">
-    <w:abstractNumId w:val="12"/>
+    <w:abstractNumId w:val="13"/>
   </w:num>
   <w:num w:numId="4">
     <w:abstractNumId w:val="0"/>
   </w:num>
   <w:num w:numId="5">
-    <w:abstractNumId w:val="27"/>
+    <w:abstractNumId w:val="28"/>
   </w:num>
   <w:num w:numId="6">
-    <w:abstractNumId w:val="20"/>
+    <w:abstractNumId w:val="21"/>
   </w:num>
   <w:num w:numId="7">
     <w:abstractNumId w:val="10"/>
   </w:num>
   <w:num w:numId="8">
-    <w:abstractNumId w:val="25"/>
+    <w:abstractNumId w:val="26"/>
   </w:num>
   <w:num w:numId="9">
-    <w:abstractNumId w:val="21"/>
+    <w:abstractNumId w:val="22"/>
   </w:num>
   <w:num w:numId="10">
-    <w:abstractNumId w:val="28"/>
+    <w:abstractNumId w:val="29"/>
   </w:num>
   <w:num w:numId="11">
     <w:abstractNumId w:val="11"/>
@@ -13277,19 +13957,19 @@
     <w:abstractNumId w:val="5"/>
   </w:num>
   <w:num w:numId="13">
-    <w:abstractNumId w:val="26"/>
+    <w:abstractNumId w:val="27"/>
   </w:num>
   <w:num w:numId="14">
     <w:abstractNumId w:val="2"/>
   </w:num>
   <w:num w:numId="15">
-    <w:abstractNumId w:val="14"/>
+    <w:abstractNumId w:val="15"/>
   </w:num>
   <w:num w:numId="16">
-    <w:abstractNumId w:val="19"/>
+    <w:abstractNumId w:val="20"/>
   </w:num>
   <w:num w:numId="17">
-    <w:abstractNumId w:val="23"/>
+    <w:abstractNumId w:val="24"/>
   </w:num>
   <w:num w:numId="18">
     <w:abstractNumId w:val="8"/>
@@ -13298,7 +13978,7 @@
     <w:abstractNumId w:val="4"/>
   </w:num>
   <w:num w:numId="20">
-    <w:abstractNumId w:val="15"/>
+    <w:abstractNumId w:val="16"/>
   </w:num>
   <w:num w:numId="21">
     <w:abstractNumId w:val="3"/>
@@ -13307,40 +13987,43 @@
     <w:abstractNumId w:val="9"/>
   </w:num>
   <w:num w:numId="23">
-    <w:abstractNumId w:val="22"/>
+    <w:abstractNumId w:val="23"/>
   </w:num>
   <w:num w:numId="24">
-    <w:abstractNumId w:val="16"/>
+    <w:abstractNumId w:val="17"/>
   </w:num>
   <w:num w:numId="25">
-    <w:abstractNumId w:val="30"/>
+    <w:abstractNumId w:val="31"/>
   </w:num>
   <w:num w:numId="26">
     <w:abstractNumId w:val="7"/>
   </w:num>
   <w:num w:numId="27">
-    <w:abstractNumId w:val="13"/>
+    <w:abstractNumId w:val="14"/>
   </w:num>
   <w:num w:numId="28">
-    <w:abstractNumId w:val="18"/>
+    <w:abstractNumId w:val="19"/>
   </w:num>
   <w:num w:numId="29">
-    <w:abstractNumId w:val="29"/>
+    <w:abstractNumId w:val="30"/>
   </w:num>
   <w:num w:numId="30">
-    <w:abstractNumId w:val="24"/>
+    <w:abstractNumId w:val="25"/>
   </w:num>
   <w:num w:numId="31">
-    <w:abstractNumId w:val="31"/>
+    <w:abstractNumId w:val="32"/>
   </w:num>
   <w:num w:numId="32">
     <w:abstractNumId w:val="1"/>
+  </w:num>
+  <w:num w:numId="33">
+    <w:abstractNumId w:val="12"/>
   </w:num>
 </w:numbering>
 </file>
 
 <file path=word/styles.xml><?xml version="1.0" encoding="utf-8"?>
-<w:styles xmlns:mc="http://schemas.openxmlformats.org/markup-compatibility/2006" xmlns:r="http://schemas.openxmlformats.org/officeDocument/2006/relationships" xmlns:w="http://schemas.openxmlformats.org/wordprocessingml/2006/main" xmlns:w14="http://schemas.microsoft.com/office/word/2010/wordml" xmlns:w15="http://schemas.microsoft.com/office/word/2012/wordml" xmlns:w16cex="http://schemas.microsoft.com/office/word/2018/wordml/cex" xmlns:w16cid="http://schemas.microsoft.com/office/word/2016/wordml/cid" xmlns:w16="http://schemas.microsoft.com/office/word/2018/wordml" xmlns:w16sdtdh="http://schemas.microsoft.com/office/word/2020/wordml/sdtdatahash" xmlns:w16se="http://schemas.microsoft.com/office/word/2015/wordml/symex" mc:Ignorable="w14 w15 w16se w16cid w16 w16cex w16sdtdh">
+<w:styles xmlns:mc="http://schemas.openxmlformats.org/markup-compatibility/2006" xmlns:r="http://schemas.openxmlformats.org/officeDocument/2006/relationships" xmlns:w="http://schemas.openxmlformats.org/wordprocessingml/2006/main" xmlns:w14="http://schemas.microsoft.com/office/word/2010/wordml" xmlns:w15="http://schemas.microsoft.com/office/word/2012/wordml" xmlns:w16se="http://schemas.microsoft.com/office/word/2015/wordml/symex" mc:Ignorable="w14 w15 w16se">
   <w:docDefaults>
     <w:rPrDefault>
       <w:rPr>
@@ -13356,7 +14039,7 @@
       </w:pPr>
     </w:pPrDefault>
   </w:docDefaults>
-  <w:latentStyles w:defLockedState="0" w:defUIPriority="99" w:defSemiHidden="0" w:defUnhideWhenUsed="0" w:defQFormat="0" w:count="376">
+  <w:latentStyles w:defLockedState="0" w:defUIPriority="99" w:defSemiHidden="0" w:defUnhideWhenUsed="0" w:defQFormat="0" w:count="371">
     <w:lsdException w:name="Normal" w:uiPriority="0" w:qFormat="1"/>
     <w:lsdException w:name="heading 1" w:uiPriority="9" w:qFormat="1"/>
     <w:lsdException w:name="heading 2" w:semiHidden="1" w:uiPriority="9" w:unhideWhenUsed="1" w:qFormat="1"/>
@@ -13728,11 +14411,6 @@
     <w:lsdException w:name="List Table 5 Dark Accent 6" w:uiPriority="50"/>
     <w:lsdException w:name="List Table 6 Colorful Accent 6" w:uiPriority="51"/>
     <w:lsdException w:name="List Table 7 Colorful Accent 6" w:uiPriority="52"/>
-    <w:lsdException w:name="Mention" w:semiHidden="1" w:unhideWhenUsed="1"/>
-    <w:lsdException w:name="Smart Hyperlink" w:semiHidden="1" w:unhideWhenUsed="1"/>
-    <w:lsdException w:name="Hashtag" w:semiHidden="1" w:unhideWhenUsed="1"/>
-    <w:lsdException w:name="Unresolved Mention" w:semiHidden="1" w:unhideWhenUsed="1"/>
-    <w:lsdException w:name="Smart Link" w:semiHidden="1" w:unhideWhenUsed="1"/>
   </w:latentStyles>
   <w:style w:type="paragraph" w:default="1" w:styleId="a">
     <w:name w:val="Normal"/>
@@ -14412,7 +15090,7 @@
 </file>
 
 <file path=customXml/itemProps1.xml><?xml version="1.0" encoding="utf-8"?>
-<ds:datastoreItem xmlns:ds="http://schemas.openxmlformats.org/officeDocument/2006/customXml" ds:itemID="{82647EAD-E0BD-4EC5-A9A8-5F169B32EFB4}">
+<ds:datastoreItem xmlns:ds="http://schemas.openxmlformats.org/officeDocument/2006/customXml" ds:itemID="{B31356D7-4B19-413C-8392-05993748E1BC}">
   <ds:schemaRefs>
     <ds:schemaRef ds:uri="http://schemas.openxmlformats.org/officeDocument/2006/bibliography"/>
   </ds:schemaRefs>
